--- a/1 - Semestres/2026.2/5 - LAB.ELETRONICA/LTSpice-Simulações-Projetos/Roteiro de Prática 02/GRD-MEE-0062 Laboratório de Eletrônica Analógica - Roteiro de Prática 02.docx
+++ b/1 - Semestres/2026.2/5 - LAB.ELETRONICA/LTSpice-Simulações-Projetos/Roteiro de Prática 02/GRD-MEE-0062 Laboratório de Eletrônica Analógica - Roteiro de Prática 02.docx
@@ -1,6 +1,6 @@
 
 <file path=word/document.xml><?xml version="1.0" encoding="utf-8"?>
-<w:document xmlns:wpc="http://schemas.microsoft.com/office/word/2010/wordprocessingCanvas" xmlns:cx="http://schemas.microsoft.com/office/drawing/2014/chartex" xmlns:cx1="http://schemas.microsoft.com/office/drawing/2015/9/8/chartex" xmlns:cx2="http://schemas.microsoft.com/office/drawing/2015/10/21/chartex" xmlns:cx3="http://schemas.microsoft.com/office/drawing/2016/5/9/chartex" xmlns:cx4="http://schemas.microsoft.com/office/drawing/2016/5/10/chartex" xmlns:cx5="http://schemas.microsoft.com/office/drawing/2016/5/11/chartex" xmlns:cx6="http://schemas.microsoft.com/office/drawing/2016/5/12/chartex" xmlns:cx7="http://schemas.microsoft.com/office/drawing/2016/5/13/chartex" xmlns:cx8="http://schemas.microsoft.com/office/drawing/2016/5/14/chartex" xmlns:mc="http://schemas.openxmlformats.org/markup-compatibility/2006" xmlns:aink="http://schemas.microsoft.com/office/drawing/2016/ink" xmlns:am3d="http://schemas.microsoft.com/office/drawing/2017/model3d" xmlns:o="urn:schemas-microsoft-com:office:office" xmlns:oel="http://schemas.microsoft.com/office/2019/extlst" xmlns:r="http://schemas.openxmlformats.org/officeDocument/2006/relationships" xmlns:m="http://schemas.openxmlformats.org/officeDocument/2006/math" xmlns:v="urn:schemas-microsoft-com:vml" xmlns:wp14="http://schemas.microsoft.com/office/word/2010/wordprocessingDrawing" xmlns:wp="http://schemas.openxmlformats.org/drawingml/2006/wordprocessingDrawing" xmlns:w10="urn:schemas-microsoft-com:office:word" xmlns:w="http://schemas.openxmlformats.org/wordprocessingml/2006/main" xmlns:w14="http://schemas.microsoft.com/office/word/2010/wordml" xmlns:w15="http://schemas.microsoft.com/office/word/2012/wordml" xmlns:w16cex="http://schemas.microsoft.com/office/word/2018/wordml/cex" xmlns:w16cid="http://schemas.microsoft.com/office/word/2016/wordml/cid" xmlns:w16="http://schemas.microsoft.com/office/word/2018/wordml" xmlns:w16du="http://schemas.microsoft.com/office/word/2023/wordml/word16du" xmlns:w16sdtdh="http://schemas.microsoft.com/office/word/2020/wordml/sdtdatahash" xmlns:w16sdtfl="http://schemas.microsoft.com/office/word/2024/wordml/sdtformatlock" xmlns:w16se="http://schemas.microsoft.com/office/word/2015/wordml/symex" xmlns:wpg="http://schemas.microsoft.com/office/word/2010/wordprocessingGroup" xmlns:wpi="http://schemas.microsoft.com/office/word/2010/wordprocessingInk" xmlns:wne="http://schemas.microsoft.com/office/word/2006/wordml" xmlns:wps="http://schemas.microsoft.com/office/word/2010/wordprocessingShape" mc:Ignorable="w14 w15 w16se w16cid w16 w16cex w16sdtdh w16sdtfl w16du wp14">
+<w:document xmlns:wpc="http://schemas.microsoft.com/office/word/2010/wordprocessingCanvas" xmlns:cx="http://schemas.microsoft.com/office/drawing/2014/chartex" xmlns:cx1="http://schemas.microsoft.com/office/drawing/2015/9/8/chartex" xmlns:cx2="http://schemas.microsoft.com/office/drawing/2015/10/21/chartex" xmlns:cx3="http://schemas.microsoft.com/office/drawing/2016/5/9/chartex" xmlns:cx4="http://schemas.microsoft.com/office/drawing/2016/5/10/chartex" xmlns:cx5="http://schemas.microsoft.com/office/drawing/2016/5/11/chartex" xmlns:cx6="http://schemas.microsoft.com/office/drawing/2016/5/12/chartex" xmlns:cx7="http://schemas.microsoft.com/office/drawing/2016/5/13/chartex" xmlns:cx8="http://schemas.microsoft.com/office/drawing/2016/5/14/chartex" xmlns:mc="http://schemas.openxmlformats.org/markup-compatibility/2006" xmlns:aink="http://schemas.microsoft.com/office/drawing/2016/ink" xmlns:am3d="http://schemas.microsoft.com/office/drawing/2017/model3d" xmlns:o="urn:schemas-microsoft-com:office:office" xmlns:oel="http://schemas.microsoft.com/office/2019/extlst" xmlns:r="http://schemas.openxmlformats.org/officeDocument/2006/relationships" xmlns:m="http://schemas.openxmlformats.org/officeDocument/2006/math" xmlns:v="urn:schemas-microsoft-com:vml" xmlns:wp14="http://schemas.microsoft.com/office/word/2010/wordprocessingDrawing" xmlns:wp="http://schemas.openxmlformats.org/drawingml/2006/wordprocessingDrawing" xmlns:w10="urn:schemas-microsoft-com:office:word" xmlns:w="http://schemas.openxmlformats.org/wordprocessingml/2006/main" xmlns:w14="http://schemas.microsoft.com/office/word/2010/wordml" xmlns:w15="http://schemas.microsoft.com/office/word/2012/wordml" xmlns:w16cex="http://schemas.microsoft.com/office/word/2018/wordml/cex" xmlns:w16cid="http://schemas.microsoft.com/office/word/2016/wordml/cid" xmlns:w16="http://schemas.microsoft.com/office/word/2018/wordml" xmlns:w16du="http://schemas.microsoft.com/office/word/2023/wordml/word16du" xmlns:w16sdtdh="http://schemas.microsoft.com/office/word/2020/wordml/sdtdatahash" xmlns:w16sdtfl="http://schemas.microsoft.com/office/word/2024/wordml/sdtformatlock" xmlns:w16se="http://schemas.microsoft.com/office/word/2015/wordml/symex" xmlns:wpg="http://schemas.microsoft.com/office/word/2010/wordprocessingGroup" xmlns:wpi="http://schemas.microsoft.com/office/word/2010/wordprocessingInk" xmlns:wne="http://schemas.microsoft.com/office/word/2006/wordml" xmlns:wps="http://schemas.microsoft.com/office/word/2010/wordprocessingShape" xmlns:a="http://schemas.openxmlformats.org/drawingml/2006/main" xmlns:pic="http://schemas.openxmlformats.org/drawingml/2006/picture" xmlns:a14="http://schemas.microsoft.com/office/drawing/2010/main" mc:Ignorable="w14 w15 w16se w16cid w16 w16cex w16sdtdh w16sdtfl w16du wp14">
   <w:body>
     <w:p>
       <w:pPr>
@@ -1847,7 +1847,6 @@
           <w:sz w:val="22"/>
           <w:szCs w:val="22"/>
         </w:rPr>
-        <w:lastRenderedPageBreak/>
         <w:t xml:space="preserve">3. </w:t>
       </w:r>
       <w:r>
@@ -2893,12 +2892,12 @@
         <w:tblW w:w="0" w:type="auto"/>
         <w:jc w:val="center"/>
         <w:tblBorders>
-          <w:top w:val="single" w:sz="4" w:space="0" w:color="auto"/>
-          <w:left w:val="single" w:sz="4" w:space="0" w:color="auto"/>
-          <w:bottom w:val="single" w:sz="4" w:space="0" w:color="auto"/>
-          <w:right w:val="single" w:sz="4" w:space="0" w:color="auto"/>
-          <w:insideH w:val="single" w:sz="4" w:space="0" w:color="auto"/>
-          <w:insideV w:val="single" w:sz="4" w:space="0" w:color="auto"/>
+          <w:top w:val="single" w:color="auto" w:sz="4" w:space="0"/>
+          <w:left w:val="single" w:color="auto" w:sz="4" w:space="0"/>
+          <w:bottom w:val="single" w:color="auto" w:sz="4" w:space="0"/>
+          <w:right w:val="single" w:color="auto" w:sz="4" w:space="0"/>
+          <w:insideH w:val="single" w:color="auto" w:sz="4" w:space="0"/>
+          <w:insideV w:val="single" w:color="auto" w:sz="4" w:space="0"/>
         </w:tblBorders>
         <w:tblLook w:val="04A0" w:firstRow="1" w:lastRow="0" w:firstColumn="1" w:lastColumn="0" w:noHBand="0" w:noVBand="1"/>
       </w:tblPr>
@@ -4218,7 +4217,6 @@
           <w:sz w:val="22"/>
           <w:szCs w:val="22"/>
         </w:rPr>
-        <w:lastRenderedPageBreak/>
         <w:t xml:space="preserve">4.1 </w:t>
       </w:r>
       <w:r>
@@ -4535,12 +4533,12 @@
         <w:tblW w:w="0" w:type="auto"/>
         <w:jc w:val="center"/>
         <w:tblBorders>
-          <w:top w:val="none" w:sz="0" w:space="0" w:color="auto"/>
-          <w:left w:val="none" w:sz="0" w:space="0" w:color="auto"/>
-          <w:bottom w:val="none" w:sz="0" w:space="0" w:color="auto"/>
-          <w:right w:val="none" w:sz="0" w:space="0" w:color="auto"/>
-          <w:insideH w:val="none" w:sz="0" w:space="0" w:color="auto"/>
-          <w:insideV w:val="none" w:sz="0" w:space="0" w:color="auto"/>
+          <w:top w:val="none" w:color="auto" w:sz="0" w:space="0"/>
+          <w:left w:val="none" w:color="auto" w:sz="0" w:space="0"/>
+          <w:bottom w:val="none" w:color="auto" w:sz="0" w:space="0"/>
+          <w:right w:val="none" w:color="auto" w:sz="0" w:space="0"/>
+          <w:insideH w:val="none" w:color="auto" w:sz="0" w:space="0"/>
+          <w:insideV w:val="none" w:color="auto" w:sz="0" w:space="0"/>
         </w:tblBorders>
         <w:tblLook w:val="04A0" w:firstRow="1" w:lastRow="0" w:firstColumn="1" w:lastColumn="0" w:noHBand="0" w:noVBand="1"/>
       </w:tblPr>
@@ -4778,7 +4776,7 @@
           <w:noProof/>
         </w:rPr>
         <w:drawing>
-          <wp:anchor distT="0" distB="0" distL="114300" distR="114300" simplePos="0" relativeHeight="251659264" behindDoc="0" locked="0" layoutInCell="1" allowOverlap="1" wp14:anchorId="1D43DFDD" wp14:editId="48DFA83F">
+          <wp:anchor distT="0" distB="0" distL="114300" distR="114300" simplePos="0" relativeHeight="251659264" behindDoc="0" locked="0" layoutInCell="1" allowOverlap="1" wp14:anchorId="1D43DFDD" wp14:editId="4470AECA">
             <wp:simplePos x="0" y="0"/>
             <wp:positionH relativeFrom="column">
               <wp:posOffset>1035685</wp:posOffset>
@@ -4786,15 +4784,15 @@
             <wp:positionV relativeFrom="paragraph">
               <wp:posOffset>45720</wp:posOffset>
             </wp:positionV>
-            <wp:extent cx="4288790" cy="2279650"/>
-            <wp:effectExtent l="0" t="0" r="0" b="6350"/>
+            <wp:extent cx="3977456" cy="2114164"/>
+            <wp:effectExtent l="0" t="0" r="4445" b="635"/>
             <wp:wrapSquare wrapText="bothSides"/>
             <wp:docPr id="10" name="Imagem 3" descr="b"/>
             <wp:cNvGraphicFramePr>
               <a:graphicFrameLocks xmlns:a="http://schemas.openxmlformats.org/drawingml/2006/main" noChangeAspect="1"/>
             </wp:cNvGraphicFramePr>
             <a:graphic xmlns:a="http://schemas.openxmlformats.org/drawingml/2006/main">
-              <a:graphicData uri="http://schemas.openxmlformats.org/drawingml/2006/picture">
+              <a:graphicData xmlns:a="http://schemas.openxmlformats.org/drawingml/2006/main" uri="http://schemas.openxmlformats.org/drawingml/2006/picture">
                 <pic:pic xmlns:pic="http://schemas.openxmlformats.org/drawingml/2006/picture">
                   <pic:nvPicPr>
                     <pic:cNvPr id="0" name="Imagem 3" descr="b"/>
@@ -4803,7 +4801,7 @@
                     </pic:cNvPicPr>
                   </pic:nvPicPr>
                   <pic:blipFill>
-                    <a:blip r:embed="rId10">
+                    <a:blip xmlns:r="http://schemas.openxmlformats.org/officeDocument/2006/relationships" r:embed="rId10">
                       <a:grayscl/>
                       <a:extLst>
                         <a:ext uri="{28A0092B-C50C-407E-A947-70E740481C1C}">
@@ -4819,7 +4817,7 @@
                   <pic:spPr bwMode="auto">
                     <a:xfrm>
                       <a:off x="0" y="0"/>
-                      <a:ext cx="4288790" cy="2279650"/>
+                      <a:ext cx="3977456" cy="2114164"/>
                     </a:xfrm>
                     <a:prstGeom prst="rect">
                       <a:avLst/>
@@ -5249,12 +5247,12 @@
             </w:drawing>
           </mc:Choice>
           <mc:Fallback>
-            <w:pict>
-              <v:shapetype w14:anchorId="36A5D15D" id="_x0000_t202" coordsize="21600,21600" o:spt="202" path="m,l,21600r21600,l21600,xe">
+            <w:pict w14:anchorId="680A4AA2">
+              <v:shapetype id="_x0000_t202" coordsize="21600,21600" o:spt="202" path="m,l,21600r21600,l21600,xe" w14:anchorId="36A5D15D">
                 <v:stroke joinstyle="miter"/>
                 <v:path gradientshapeok="t" o:connecttype="rect"/>
               </v:shapetype>
-              <v:shape id="Text Box 8" o:spid="_x0000_s1026" type="#_x0000_t202" style="position:absolute;left:0;text-align:left;margin-left:333pt;margin-top:1pt;width:1in;height:27pt;z-index:251658240;visibility:visible;mso-wrap-style:square;mso-width-percent:0;mso-height-percent:0;mso-wrap-distance-left:9pt;mso-wrap-distance-top:0;mso-wrap-distance-right:9pt;mso-wrap-distance-bottom:0;mso-position-horizontal:absolute;mso-position-horizontal-relative:text;mso-position-vertical:absolute;mso-position-vertical-relative:text;mso-width-percent:0;mso-height-percent:0;mso-width-relative:page;mso-height-relative:page;v-text-anchor:top" o:gfxdata="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">
+              <v:shape id="Text Box 8" style="position:absolute;left:0;text-align:left;margin-left:333pt;margin-top:1pt;width:1in;height:27pt;z-index:251658240;visibility:visible;mso-wrap-style:square;mso-width-percent:0;mso-height-percent:0;mso-wrap-distance-left:9pt;mso-wrap-distance-top:0;mso-wrap-distance-right:9pt;mso-wrap-distance-bottom:0;mso-position-horizontal:absolute;mso-position-horizontal-relative:text;mso-position-vertical:absolute;mso-position-vertical-relative:text;mso-width-percent:0;mso-height-percent:0;mso-width-relative:page;mso-height-relative:page;v-text-anchor:top" o:spid="_x0000_s1026" type="#_x0000_t202" o:gfxdata="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">
                 <v:textbox>
                   <w:txbxContent>
                     <w:p>
@@ -5491,8 +5489,8 @@
             </w:drawing>
           </mc:Choice>
           <mc:Fallback>
-            <w:pict>
-              <v:shape w14:anchorId="2FFD4C41" id="Text Box 7" o:spid="_x0000_s1027" type="#_x0000_t202" style="position:absolute;left:0;text-align:left;margin-left:3in;margin-top:1.05pt;width:1in;height:27pt;z-index:251657216;visibility:visible;mso-wrap-style:square;mso-width-percent:0;mso-height-percent:0;mso-wrap-distance-left:9pt;mso-wrap-distance-top:0;mso-wrap-distance-right:9pt;mso-wrap-distance-bottom:0;mso-position-horizontal:absolute;mso-position-horizontal-relative:text;mso-position-vertical:absolute;mso-position-vertical-relative:text;mso-width-percent:0;mso-height-percent:0;mso-width-relative:page;mso-height-relative:page;v-text-anchor:top" o:gfxdata="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">
+            <w:pict w14:anchorId="60DBE839">
+              <v:shape id="Text Box 7" style="position:absolute;left:0;text-align:left;margin-left:3in;margin-top:1.05pt;width:1in;height:27pt;z-index:251657216;visibility:visible;mso-wrap-style:square;mso-width-percent:0;mso-height-percent:0;mso-wrap-distance-left:9pt;mso-wrap-distance-top:0;mso-wrap-distance-right:9pt;mso-wrap-distance-bottom:0;mso-position-horizontal:absolute;mso-position-horizontal-relative:text;mso-position-vertical:absolute;mso-position-vertical-relative:text;mso-width-percent:0;mso-height-percent:0;mso-width-relative:page;mso-height-relative:page;v-text-anchor:top" o:spid="_x0000_s1027" type="#_x0000_t202" o:gfxdata="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" w14:anchorId="2FFD4C41">
                 <v:textbox>
                   <w:txbxContent>
                     <w:p>
@@ -5714,8 +5712,8 @@
             </w:drawing>
           </mc:Choice>
           <mc:Fallback>
-            <w:pict>
-              <v:shape w14:anchorId="42A1C1E5" id="Text Box 6" o:spid="_x0000_s1028" type="#_x0000_t202" style="position:absolute;left:0;text-align:left;margin-left:99pt;margin-top:1.3pt;width:1in;height:27pt;z-index:251656192;visibility:visible;mso-wrap-style:square;mso-width-percent:0;mso-height-percent:0;mso-wrap-distance-left:9pt;mso-wrap-distance-top:0;mso-wrap-distance-right:9pt;mso-wrap-distance-bottom:0;mso-position-horizontal:absolute;mso-position-horizontal-relative:text;mso-position-vertical:absolute;mso-position-vertical-relative:text;mso-width-percent:0;mso-height-percent:0;mso-width-relative:page;mso-height-relative:page;v-text-anchor:top" o:gfxdata="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">
+            <w:pict w14:anchorId="3B91553E">
+              <v:shape id="Text Box 6" style="position:absolute;left:0;text-align:left;margin-left:99pt;margin-top:1.3pt;width:1in;height:27pt;z-index:251656192;visibility:visible;mso-wrap-style:square;mso-width-percent:0;mso-height-percent:0;mso-wrap-distance-left:9pt;mso-wrap-distance-top:0;mso-wrap-distance-right:9pt;mso-wrap-distance-bottom:0;mso-position-horizontal:absolute;mso-position-horizontal-relative:text;mso-position-vertical:absolute;mso-position-vertical-relative:text;mso-width-percent:0;mso-height-percent:0;mso-width-relative:page;mso-height-relative:page;v-text-anchor:top" o:spid="_x0000_s1028" type="#_x0000_t202" o:gfxdata="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" w14:anchorId="42A1C1E5">
                 <v:textbox>
                   <w:txbxContent>
                     <w:p>
@@ -6004,8 +6002,8 @@
             </w:drawing>
           </mc:Choice>
           <mc:Fallback>
-            <w:pict>
-              <v:shape w14:anchorId="2FE4D8E0" id="Text Box 5" o:spid="_x0000_s1029" type="#_x0000_t202" style="position:absolute;left:0;text-align:left;margin-left:0;margin-top:3.8pt;width:1in;height:27pt;z-index:251655168;visibility:visible;mso-wrap-style:square;mso-width-percent:0;mso-height-percent:0;mso-wrap-distance-left:9pt;mso-wrap-distance-top:0;mso-wrap-distance-right:9pt;mso-wrap-distance-bottom:0;mso-position-horizontal:center;mso-position-horizontal-relative:text;mso-position-vertical:absolute;mso-position-vertical-relative:text;mso-width-percent:0;mso-height-percent:0;mso-width-relative:page;mso-height-relative:page;v-text-anchor:top" o:gfxdata="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">
+            <w:pict w14:anchorId="00E7BD1B">
+              <v:shape id="Text Box 5" style="position:absolute;left:0;text-align:left;margin-left:0;margin-top:3.8pt;width:1in;height:27pt;z-index:251655168;visibility:visible;mso-wrap-style:square;mso-width-percent:0;mso-height-percent:0;mso-wrap-distance-left:9pt;mso-wrap-distance-top:0;mso-wrap-distance-right:9pt;mso-wrap-distance-bottom:0;mso-position-horizontal:center;mso-position-horizontal-relative:text;mso-position-vertical:absolute;mso-position-vertical-relative:text;mso-width-percent:0;mso-height-percent:0;mso-width-relative:page;mso-height-relative:page;v-text-anchor:top" o:spid="_x0000_s1029" type="#_x0000_t202" o:gfxdata="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" w14:anchorId="2FE4D8E0">
                 <v:textbox>
                   <w:txbxContent>
                     <w:p>
@@ -6133,7 +6131,6 @@
           <w:sz w:val="22"/>
           <w:szCs w:val="22"/>
         </w:rPr>
-        <w:lastRenderedPageBreak/>
         <w:t xml:space="preserve">4.2.2 – Regulagem </w:t>
       </w:r>
       <w:r>
@@ -6428,12 +6425,12 @@
         <w:tblW w:w="0" w:type="auto"/>
         <w:jc w:val="center"/>
         <w:tblBorders>
-          <w:top w:val="single" w:sz="4" w:space="0" w:color="auto"/>
-          <w:left w:val="single" w:sz="4" w:space="0" w:color="auto"/>
-          <w:bottom w:val="single" w:sz="4" w:space="0" w:color="auto"/>
-          <w:right w:val="single" w:sz="4" w:space="0" w:color="auto"/>
-          <w:insideH w:val="single" w:sz="4" w:space="0" w:color="auto"/>
-          <w:insideV w:val="single" w:sz="4" w:space="0" w:color="auto"/>
+          <w:top w:val="single" w:color="auto" w:sz="4" w:space="0"/>
+          <w:left w:val="single" w:color="auto" w:sz="4" w:space="0"/>
+          <w:bottom w:val="single" w:color="auto" w:sz="4" w:space="0"/>
+          <w:right w:val="single" w:color="auto" w:sz="4" w:space="0"/>
+          <w:insideH w:val="single" w:color="auto" w:sz="4" w:space="0"/>
+          <w:insideV w:val="single" w:color="auto" w:sz="4" w:space="0"/>
         </w:tblBorders>
         <w:tblLook w:val="01E0" w:firstRow="1" w:lastRow="1" w:firstColumn="1" w:lastColumn="1" w:noHBand="0" w:noVBand="0"/>
       </w:tblPr>
@@ -6451,10 +6448,10 @@
           <w:tcPr>
             <w:tcW w:w="872" w:type="dxa"/>
             <w:tcBorders>
-              <w:top w:val="single" w:sz="4" w:space="0" w:color="auto"/>
-              <w:left w:val="single" w:sz="4" w:space="0" w:color="auto"/>
-              <w:bottom w:val="single" w:sz="4" w:space="0" w:color="auto"/>
-              <w:right w:val="single" w:sz="4" w:space="0" w:color="auto"/>
+              <w:top w:val="single" w:color="auto" w:sz="4" w:space="0"/>
+              <w:left w:val="single" w:color="auto" w:sz="4" w:space="0"/>
+              <w:bottom w:val="single" w:color="auto" w:sz="4" w:space="0"/>
+              <w:right w:val="single" w:color="auto" w:sz="4" w:space="0"/>
             </w:tcBorders>
           </w:tcPr>
           <w:p>
@@ -6467,10 +6464,10 @@
           <w:tcPr>
             <w:tcW w:w="1391" w:type="dxa"/>
             <w:tcBorders>
-              <w:top w:val="single" w:sz="4" w:space="0" w:color="auto"/>
-              <w:left w:val="single" w:sz="4" w:space="0" w:color="auto"/>
-              <w:bottom w:val="single" w:sz="4" w:space="0" w:color="auto"/>
-              <w:right w:val="single" w:sz="4" w:space="0" w:color="auto"/>
+              <w:top w:val="single" w:color="auto" w:sz="4" w:space="0"/>
+              <w:left w:val="single" w:color="auto" w:sz="4" w:space="0"/>
+              <w:bottom w:val="single" w:color="auto" w:sz="4" w:space="0"/>
+              <w:right w:val="single" w:color="auto" w:sz="4" w:space="0"/>
             </w:tcBorders>
             <w:hideMark/>
           </w:tcPr>
@@ -6508,10 +6505,10 @@
           <w:tcPr>
             <w:tcW w:w="1418" w:type="dxa"/>
             <w:tcBorders>
-              <w:top w:val="single" w:sz="4" w:space="0" w:color="auto"/>
-              <w:left w:val="single" w:sz="4" w:space="0" w:color="auto"/>
-              <w:bottom w:val="single" w:sz="4" w:space="0" w:color="auto"/>
-              <w:right w:val="single" w:sz="4" w:space="0" w:color="auto"/>
+              <w:top w:val="single" w:color="auto" w:sz="4" w:space="0"/>
+              <w:left w:val="single" w:color="auto" w:sz="4" w:space="0"/>
+              <w:bottom w:val="single" w:color="auto" w:sz="4" w:space="0"/>
+              <w:right w:val="single" w:color="auto" w:sz="4" w:space="0"/>
             </w:tcBorders>
             <w:hideMark/>
           </w:tcPr>
@@ -6549,10 +6546,10 @@
           <w:tcPr>
             <w:tcW w:w="1417" w:type="dxa"/>
             <w:tcBorders>
-              <w:top w:val="single" w:sz="4" w:space="0" w:color="auto"/>
-              <w:left w:val="single" w:sz="4" w:space="0" w:color="auto"/>
-              <w:bottom w:val="single" w:sz="4" w:space="0" w:color="auto"/>
-              <w:right w:val="single" w:sz="4" w:space="0" w:color="auto"/>
+              <w:top w:val="single" w:color="auto" w:sz="4" w:space="0"/>
+              <w:left w:val="single" w:color="auto" w:sz="4" w:space="0"/>
+              <w:bottom w:val="single" w:color="auto" w:sz="4" w:space="0"/>
+              <w:right w:val="single" w:color="auto" w:sz="4" w:space="0"/>
             </w:tcBorders>
             <w:hideMark/>
           </w:tcPr>
@@ -6595,10 +6592,10 @@
           <w:tcPr>
             <w:tcW w:w="872" w:type="dxa"/>
             <w:tcBorders>
-              <w:top w:val="single" w:sz="4" w:space="0" w:color="auto"/>
-              <w:left w:val="single" w:sz="4" w:space="0" w:color="auto"/>
-              <w:bottom w:val="single" w:sz="4" w:space="0" w:color="auto"/>
-              <w:right w:val="single" w:sz="4" w:space="0" w:color="auto"/>
+              <w:top w:val="single" w:color="auto" w:sz="4" w:space="0"/>
+              <w:left w:val="single" w:color="auto" w:sz="4" w:space="0"/>
+              <w:bottom w:val="single" w:color="auto" w:sz="4" w:space="0"/>
+              <w:right w:val="single" w:color="auto" w:sz="4" w:space="0"/>
             </w:tcBorders>
             <w:hideMark/>
           </w:tcPr>
@@ -6623,10 +6620,10 @@
           <w:tcPr>
             <w:tcW w:w="1391" w:type="dxa"/>
             <w:tcBorders>
-              <w:top w:val="single" w:sz="4" w:space="0" w:color="auto"/>
-              <w:left w:val="single" w:sz="4" w:space="0" w:color="auto"/>
-              <w:bottom w:val="single" w:sz="4" w:space="0" w:color="auto"/>
-              <w:right w:val="single" w:sz="4" w:space="0" w:color="auto"/>
+              <w:top w:val="single" w:color="auto" w:sz="4" w:space="0"/>
+              <w:left w:val="single" w:color="auto" w:sz="4" w:space="0"/>
+              <w:bottom w:val="single" w:color="auto" w:sz="4" w:space="0"/>
+              <w:right w:val="single" w:color="auto" w:sz="4" w:space="0"/>
             </w:tcBorders>
           </w:tcPr>
           <w:p>
@@ -6639,10 +6636,10 @@
           <w:tcPr>
             <w:tcW w:w="1418" w:type="dxa"/>
             <w:tcBorders>
-              <w:top w:val="single" w:sz="4" w:space="0" w:color="auto"/>
-              <w:left w:val="single" w:sz="4" w:space="0" w:color="auto"/>
-              <w:bottom w:val="single" w:sz="4" w:space="0" w:color="auto"/>
-              <w:right w:val="single" w:sz="4" w:space="0" w:color="auto"/>
+              <w:top w:val="single" w:color="auto" w:sz="4" w:space="0"/>
+              <w:left w:val="single" w:color="auto" w:sz="4" w:space="0"/>
+              <w:bottom w:val="single" w:color="auto" w:sz="4" w:space="0"/>
+              <w:right w:val="single" w:color="auto" w:sz="4" w:space="0"/>
             </w:tcBorders>
           </w:tcPr>
           <w:p>
@@ -6655,10 +6652,10 @@
           <w:tcPr>
             <w:tcW w:w="1417" w:type="dxa"/>
             <w:tcBorders>
-              <w:top w:val="single" w:sz="4" w:space="0" w:color="auto"/>
-              <w:left w:val="single" w:sz="4" w:space="0" w:color="auto"/>
-              <w:bottom w:val="single" w:sz="4" w:space="0" w:color="auto"/>
-              <w:right w:val="single" w:sz="4" w:space="0" w:color="auto"/>
+              <w:top w:val="single" w:color="auto" w:sz="4" w:space="0"/>
+              <w:left w:val="single" w:color="auto" w:sz="4" w:space="0"/>
+              <w:bottom w:val="single" w:color="auto" w:sz="4" w:space="0"/>
+              <w:right w:val="single" w:color="auto" w:sz="4" w:space="0"/>
             </w:tcBorders>
           </w:tcPr>
           <w:p>
@@ -6676,10 +6673,10 @@
           <w:tcPr>
             <w:tcW w:w="872" w:type="dxa"/>
             <w:tcBorders>
-              <w:top w:val="single" w:sz="4" w:space="0" w:color="auto"/>
-              <w:left w:val="single" w:sz="4" w:space="0" w:color="auto"/>
-              <w:bottom w:val="single" w:sz="4" w:space="0" w:color="auto"/>
-              <w:right w:val="single" w:sz="4" w:space="0" w:color="auto"/>
+              <w:top w:val="single" w:color="auto" w:sz="4" w:space="0"/>
+              <w:left w:val="single" w:color="auto" w:sz="4" w:space="0"/>
+              <w:bottom w:val="single" w:color="auto" w:sz="4" w:space="0"/>
+              <w:right w:val="single" w:color="auto" w:sz="4" w:space="0"/>
             </w:tcBorders>
             <w:hideMark/>
           </w:tcPr>
@@ -6704,10 +6701,10 @@
           <w:tcPr>
             <w:tcW w:w="1391" w:type="dxa"/>
             <w:tcBorders>
-              <w:top w:val="single" w:sz="4" w:space="0" w:color="auto"/>
-              <w:left w:val="single" w:sz="4" w:space="0" w:color="auto"/>
-              <w:bottom w:val="single" w:sz="4" w:space="0" w:color="auto"/>
-              <w:right w:val="single" w:sz="4" w:space="0" w:color="auto"/>
+              <w:top w:val="single" w:color="auto" w:sz="4" w:space="0"/>
+              <w:left w:val="single" w:color="auto" w:sz="4" w:space="0"/>
+              <w:bottom w:val="single" w:color="auto" w:sz="4" w:space="0"/>
+              <w:right w:val="single" w:color="auto" w:sz="4" w:space="0"/>
             </w:tcBorders>
           </w:tcPr>
           <w:p>
@@ -6720,10 +6717,10 @@
           <w:tcPr>
             <w:tcW w:w="1418" w:type="dxa"/>
             <w:tcBorders>
-              <w:top w:val="single" w:sz="4" w:space="0" w:color="auto"/>
-              <w:left w:val="single" w:sz="4" w:space="0" w:color="auto"/>
-              <w:bottom w:val="single" w:sz="4" w:space="0" w:color="auto"/>
-              <w:right w:val="single" w:sz="4" w:space="0" w:color="auto"/>
+              <w:top w:val="single" w:color="auto" w:sz="4" w:space="0"/>
+              <w:left w:val="single" w:color="auto" w:sz="4" w:space="0"/>
+              <w:bottom w:val="single" w:color="auto" w:sz="4" w:space="0"/>
+              <w:right w:val="single" w:color="auto" w:sz="4" w:space="0"/>
             </w:tcBorders>
           </w:tcPr>
           <w:p>
@@ -6736,10 +6733,10 @@
           <w:tcPr>
             <w:tcW w:w="1417" w:type="dxa"/>
             <w:tcBorders>
-              <w:top w:val="single" w:sz="4" w:space="0" w:color="auto"/>
-              <w:left w:val="single" w:sz="4" w:space="0" w:color="auto"/>
-              <w:bottom w:val="single" w:sz="4" w:space="0" w:color="auto"/>
-              <w:right w:val="single" w:sz="4" w:space="0" w:color="auto"/>
+              <w:top w:val="single" w:color="auto" w:sz="4" w:space="0"/>
+              <w:left w:val="single" w:color="auto" w:sz="4" w:space="0"/>
+              <w:bottom w:val="single" w:color="auto" w:sz="4" w:space="0"/>
+              <w:right w:val="single" w:color="auto" w:sz="4" w:space="0"/>
             </w:tcBorders>
           </w:tcPr>
           <w:p>
@@ -6760,12 +6757,12 @@
         <w:tblW w:w="3539" w:type="dxa"/>
         <w:jc w:val="center"/>
         <w:tblBorders>
-          <w:top w:val="single" w:sz="4" w:space="0" w:color="auto"/>
-          <w:left w:val="single" w:sz="4" w:space="0" w:color="auto"/>
-          <w:bottom w:val="single" w:sz="4" w:space="0" w:color="auto"/>
-          <w:right w:val="single" w:sz="4" w:space="0" w:color="auto"/>
-          <w:insideH w:val="single" w:sz="4" w:space="0" w:color="auto"/>
-          <w:insideV w:val="single" w:sz="4" w:space="0" w:color="auto"/>
+          <w:top w:val="single" w:color="auto" w:sz="4" w:space="0"/>
+          <w:left w:val="single" w:color="auto" w:sz="4" w:space="0"/>
+          <w:bottom w:val="single" w:color="auto" w:sz="4" w:space="0"/>
+          <w:right w:val="single" w:color="auto" w:sz="4" w:space="0"/>
+          <w:insideH w:val="single" w:color="auto" w:sz="4" w:space="0"/>
+          <w:insideV w:val="single" w:color="auto" w:sz="4" w:space="0"/>
         </w:tblBorders>
         <w:tblLook w:val="01E0" w:firstRow="1" w:lastRow="1" w:firstColumn="1" w:lastColumn="1" w:noHBand="0" w:noVBand="0"/>
       </w:tblPr>
@@ -6782,10 +6779,10 @@
           <w:tcPr>
             <w:tcW w:w="605" w:type="dxa"/>
             <w:tcBorders>
-              <w:top w:val="single" w:sz="4" w:space="0" w:color="auto"/>
-              <w:left w:val="single" w:sz="4" w:space="0" w:color="auto"/>
-              <w:bottom w:val="single" w:sz="4" w:space="0" w:color="auto"/>
-              <w:right w:val="single" w:sz="4" w:space="0" w:color="auto"/>
+              <w:top w:val="single" w:color="auto" w:sz="4" w:space="0"/>
+              <w:left w:val="single" w:color="auto" w:sz="4" w:space="0"/>
+              <w:bottom w:val="single" w:color="auto" w:sz="4" w:space="0"/>
+              <w:right w:val="single" w:color="auto" w:sz="4" w:space="0"/>
             </w:tcBorders>
           </w:tcPr>
           <w:p>
@@ -6802,10 +6799,10 @@
           <w:tcPr>
             <w:tcW w:w="1375" w:type="dxa"/>
             <w:tcBorders>
-              <w:top w:val="single" w:sz="4" w:space="0" w:color="auto"/>
-              <w:left w:val="single" w:sz="4" w:space="0" w:color="auto"/>
-              <w:bottom w:val="single" w:sz="4" w:space="0" w:color="auto"/>
-              <w:right w:val="single" w:sz="4" w:space="0" w:color="auto"/>
+              <w:top w:val="single" w:color="auto" w:sz="4" w:space="0"/>
+              <w:left w:val="single" w:color="auto" w:sz="4" w:space="0"/>
+              <w:bottom w:val="single" w:color="auto" w:sz="4" w:space="0"/>
+              <w:right w:val="single" w:color="auto" w:sz="4" w:space="0"/>
             </w:tcBorders>
             <w:hideMark/>
           </w:tcPr>
@@ -6841,10 +6838,10 @@
           <w:tcPr>
             <w:tcW w:w="1559" w:type="dxa"/>
             <w:tcBorders>
-              <w:top w:val="single" w:sz="4" w:space="0" w:color="auto"/>
-              <w:left w:val="single" w:sz="4" w:space="0" w:color="auto"/>
-              <w:bottom w:val="single" w:sz="4" w:space="0" w:color="auto"/>
-              <w:right w:val="single" w:sz="4" w:space="0" w:color="auto"/>
+              <w:top w:val="single" w:color="auto" w:sz="4" w:space="0"/>
+              <w:left w:val="single" w:color="auto" w:sz="4" w:space="0"/>
+              <w:bottom w:val="single" w:color="auto" w:sz="4" w:space="0"/>
+              <w:right w:val="single" w:color="auto" w:sz="4" w:space="0"/>
             </w:tcBorders>
             <w:hideMark/>
           </w:tcPr>
@@ -6885,10 +6882,10 @@
           <w:tcPr>
             <w:tcW w:w="605" w:type="dxa"/>
             <w:tcBorders>
-              <w:top w:val="single" w:sz="4" w:space="0" w:color="auto"/>
-              <w:left w:val="single" w:sz="4" w:space="0" w:color="auto"/>
-              <w:bottom w:val="single" w:sz="4" w:space="0" w:color="auto"/>
-              <w:right w:val="single" w:sz="4" w:space="0" w:color="auto"/>
+              <w:top w:val="single" w:color="auto" w:sz="4" w:space="0"/>
+              <w:left w:val="single" w:color="auto" w:sz="4" w:space="0"/>
+              <w:bottom w:val="single" w:color="auto" w:sz="4" w:space="0"/>
+              <w:right w:val="single" w:color="auto" w:sz="4" w:space="0"/>
             </w:tcBorders>
             <w:hideMark/>
           </w:tcPr>
@@ -6905,10 +6902,10 @@
           <w:tcPr>
             <w:tcW w:w="1375" w:type="dxa"/>
             <w:tcBorders>
-              <w:top w:val="single" w:sz="4" w:space="0" w:color="auto"/>
-              <w:left w:val="single" w:sz="4" w:space="0" w:color="auto"/>
-              <w:bottom w:val="single" w:sz="4" w:space="0" w:color="auto"/>
-              <w:right w:val="single" w:sz="4" w:space="0" w:color="auto"/>
+              <w:top w:val="single" w:color="auto" w:sz="4" w:space="0"/>
+              <w:left w:val="single" w:color="auto" w:sz="4" w:space="0"/>
+              <w:bottom w:val="single" w:color="auto" w:sz="4" w:space="0"/>
+              <w:right w:val="single" w:color="auto" w:sz="4" w:space="0"/>
             </w:tcBorders>
           </w:tcPr>
           <w:p>
@@ -6921,10 +6918,10 @@
           <w:tcPr>
             <w:tcW w:w="1559" w:type="dxa"/>
             <w:tcBorders>
-              <w:top w:val="single" w:sz="4" w:space="0" w:color="auto"/>
-              <w:left w:val="single" w:sz="4" w:space="0" w:color="auto"/>
-              <w:bottom w:val="single" w:sz="4" w:space="0" w:color="auto"/>
-              <w:right w:val="single" w:sz="4" w:space="0" w:color="auto"/>
+              <w:top w:val="single" w:color="auto" w:sz="4" w:space="0"/>
+              <w:left w:val="single" w:color="auto" w:sz="4" w:space="0"/>
+              <w:bottom w:val="single" w:color="auto" w:sz="4" w:space="0"/>
+              <w:right w:val="single" w:color="auto" w:sz="4" w:space="0"/>
             </w:tcBorders>
           </w:tcPr>
           <w:p>
@@ -6945,12 +6942,12 @@
         <w:tblW w:w="5098" w:type="dxa"/>
         <w:jc w:val="center"/>
         <w:tblBorders>
-          <w:top w:val="single" w:sz="4" w:space="0" w:color="auto"/>
-          <w:left w:val="single" w:sz="4" w:space="0" w:color="auto"/>
-          <w:bottom w:val="single" w:sz="4" w:space="0" w:color="auto"/>
-          <w:right w:val="single" w:sz="4" w:space="0" w:color="auto"/>
-          <w:insideH w:val="single" w:sz="4" w:space="0" w:color="auto"/>
-          <w:insideV w:val="single" w:sz="4" w:space="0" w:color="auto"/>
+          <w:top w:val="single" w:color="auto" w:sz="4" w:space="0"/>
+          <w:left w:val="single" w:color="auto" w:sz="4" w:space="0"/>
+          <w:bottom w:val="single" w:color="auto" w:sz="4" w:space="0"/>
+          <w:right w:val="single" w:color="auto" w:sz="4" w:space="0"/>
+          <w:insideH w:val="single" w:color="auto" w:sz="4" w:space="0"/>
+          <w:insideV w:val="single" w:color="auto" w:sz="4" w:space="0"/>
         </w:tblBorders>
         <w:tblLook w:val="01E0" w:firstRow="1" w:lastRow="1" w:firstColumn="1" w:lastColumn="1" w:noHBand="0" w:noVBand="0"/>
       </w:tblPr>
@@ -6968,10 +6965,10 @@
           <w:tcPr>
             <w:tcW w:w="846" w:type="dxa"/>
             <w:tcBorders>
-              <w:top w:val="single" w:sz="4" w:space="0" w:color="auto"/>
-              <w:left w:val="single" w:sz="4" w:space="0" w:color="auto"/>
-              <w:bottom w:val="single" w:sz="4" w:space="0" w:color="auto"/>
-              <w:right w:val="single" w:sz="4" w:space="0" w:color="auto"/>
+              <w:top w:val="single" w:color="auto" w:sz="4" w:space="0"/>
+              <w:left w:val="single" w:color="auto" w:sz="4" w:space="0"/>
+              <w:bottom w:val="single" w:color="auto" w:sz="4" w:space="0"/>
+              <w:right w:val="single" w:color="auto" w:sz="4" w:space="0"/>
             </w:tcBorders>
           </w:tcPr>
           <w:p>
@@ -6988,10 +6985,10 @@
           <w:tcPr>
             <w:tcW w:w="1417" w:type="dxa"/>
             <w:tcBorders>
-              <w:top w:val="single" w:sz="4" w:space="0" w:color="auto"/>
-              <w:left w:val="single" w:sz="4" w:space="0" w:color="auto"/>
-              <w:bottom w:val="single" w:sz="4" w:space="0" w:color="auto"/>
-              <w:right w:val="single" w:sz="4" w:space="0" w:color="auto"/>
+              <w:top w:val="single" w:color="auto" w:sz="4" w:space="0"/>
+              <w:left w:val="single" w:color="auto" w:sz="4" w:space="0"/>
+              <w:bottom w:val="single" w:color="auto" w:sz="4" w:space="0"/>
+              <w:right w:val="single" w:color="auto" w:sz="4" w:space="0"/>
             </w:tcBorders>
             <w:hideMark/>
           </w:tcPr>
@@ -7028,10 +7025,10 @@
           <w:tcPr>
             <w:tcW w:w="1418" w:type="dxa"/>
             <w:tcBorders>
-              <w:top w:val="single" w:sz="4" w:space="0" w:color="auto"/>
-              <w:left w:val="single" w:sz="4" w:space="0" w:color="auto"/>
-              <w:bottom w:val="single" w:sz="4" w:space="0" w:color="auto"/>
-              <w:right w:val="single" w:sz="4" w:space="0" w:color="auto"/>
+              <w:top w:val="single" w:color="auto" w:sz="4" w:space="0"/>
+              <w:left w:val="single" w:color="auto" w:sz="4" w:space="0"/>
+              <w:bottom w:val="single" w:color="auto" w:sz="4" w:space="0"/>
+              <w:right w:val="single" w:color="auto" w:sz="4" w:space="0"/>
             </w:tcBorders>
             <w:hideMark/>
           </w:tcPr>
@@ -7069,10 +7066,10 @@
           <w:tcPr>
             <w:tcW w:w="1417" w:type="dxa"/>
             <w:tcBorders>
-              <w:top w:val="single" w:sz="4" w:space="0" w:color="auto"/>
-              <w:left w:val="single" w:sz="4" w:space="0" w:color="auto"/>
-              <w:bottom w:val="single" w:sz="4" w:space="0" w:color="auto"/>
-              <w:right w:val="single" w:sz="4" w:space="0" w:color="auto"/>
+              <w:top w:val="single" w:color="auto" w:sz="4" w:space="0"/>
+              <w:left w:val="single" w:color="auto" w:sz="4" w:space="0"/>
+              <w:bottom w:val="single" w:color="auto" w:sz="4" w:space="0"/>
+              <w:right w:val="single" w:color="auto" w:sz="4" w:space="0"/>
             </w:tcBorders>
             <w:hideMark/>
           </w:tcPr>
@@ -7115,10 +7112,10 @@
           <w:tcPr>
             <w:tcW w:w="846" w:type="dxa"/>
             <w:tcBorders>
-              <w:top w:val="single" w:sz="4" w:space="0" w:color="auto"/>
-              <w:left w:val="single" w:sz="4" w:space="0" w:color="auto"/>
-              <w:bottom w:val="single" w:sz="4" w:space="0" w:color="auto"/>
-              <w:right w:val="single" w:sz="4" w:space="0" w:color="auto"/>
+              <w:top w:val="single" w:color="auto" w:sz="4" w:space="0"/>
+              <w:left w:val="single" w:color="auto" w:sz="4" w:space="0"/>
+              <w:bottom w:val="single" w:color="auto" w:sz="4" w:space="0"/>
+              <w:right w:val="single" w:color="auto" w:sz="4" w:space="0"/>
             </w:tcBorders>
             <w:hideMark/>
           </w:tcPr>
@@ -7145,10 +7142,10 @@
           <w:tcPr>
             <w:tcW w:w="1417" w:type="dxa"/>
             <w:tcBorders>
-              <w:top w:val="single" w:sz="4" w:space="0" w:color="auto"/>
-              <w:left w:val="single" w:sz="4" w:space="0" w:color="auto"/>
-              <w:bottom w:val="single" w:sz="4" w:space="0" w:color="auto"/>
-              <w:right w:val="single" w:sz="4" w:space="0" w:color="auto"/>
+              <w:top w:val="single" w:color="auto" w:sz="4" w:space="0"/>
+              <w:left w:val="single" w:color="auto" w:sz="4" w:space="0"/>
+              <w:bottom w:val="single" w:color="auto" w:sz="4" w:space="0"/>
+              <w:right w:val="single" w:color="auto" w:sz="4" w:space="0"/>
             </w:tcBorders>
           </w:tcPr>
           <w:p>
@@ -7165,10 +7162,10 @@
           <w:tcPr>
             <w:tcW w:w="1418" w:type="dxa"/>
             <w:tcBorders>
-              <w:top w:val="single" w:sz="4" w:space="0" w:color="auto"/>
-              <w:left w:val="single" w:sz="4" w:space="0" w:color="auto"/>
-              <w:bottom w:val="single" w:sz="4" w:space="0" w:color="auto"/>
-              <w:right w:val="single" w:sz="4" w:space="0" w:color="auto"/>
+              <w:top w:val="single" w:color="auto" w:sz="4" w:space="0"/>
+              <w:left w:val="single" w:color="auto" w:sz="4" w:space="0"/>
+              <w:bottom w:val="single" w:color="auto" w:sz="4" w:space="0"/>
+              <w:right w:val="single" w:color="auto" w:sz="4" w:space="0"/>
             </w:tcBorders>
           </w:tcPr>
           <w:p>
@@ -7185,10 +7182,10 @@
           <w:tcPr>
             <w:tcW w:w="1417" w:type="dxa"/>
             <w:tcBorders>
-              <w:top w:val="single" w:sz="4" w:space="0" w:color="auto"/>
-              <w:left w:val="single" w:sz="4" w:space="0" w:color="auto"/>
-              <w:bottom w:val="single" w:sz="4" w:space="0" w:color="auto"/>
-              <w:right w:val="single" w:sz="4" w:space="0" w:color="auto"/>
+              <w:top w:val="single" w:color="auto" w:sz="4" w:space="0"/>
+              <w:left w:val="single" w:color="auto" w:sz="4" w:space="0"/>
+              <w:bottom w:val="single" w:color="auto" w:sz="4" w:space="0"/>
+              <w:right w:val="single" w:color="auto" w:sz="4" w:space="0"/>
             </w:tcBorders>
           </w:tcPr>
           <w:p>
@@ -7597,12 +7594,13 @@
       </w:r>
       <w:r>
         <w:rPr>
+          <w:rFonts w:ascii="Symbol" w:hAnsi="Symbol" w:eastAsia="Symbol" w:cs="Symbol"/>
           <w:i/>
           <w:iCs/>
           <w:sz w:val="22"/>
           <w:szCs w:val="22"/>
         </w:rPr>
-        <w:sym w:font="Symbol" w:char="0057"/>
+        <w:t>W</w:t>
       </w:r>
       <w:r>
         <w:rPr>
@@ -7679,12 +7677,13 @@
       </w:r>
       <w:r>
         <w:rPr>
+          <w:rFonts w:ascii="Symbol" w:hAnsi="Symbol" w:eastAsia="Symbol" w:cs="Symbol"/>
           <w:i/>
           <w:iCs/>
           <w:sz w:val="22"/>
           <w:szCs w:val="22"/>
         </w:rPr>
-        <w:sym w:font="Symbol" w:char="0057"/>
+        <w:t>W</w:t>
       </w:r>
       <w:r>
         <w:rPr>
@@ -8051,7 +8050,6 @@
           <w:sz w:val="24"/>
           <w:szCs w:val="24"/>
         </w:rPr>
-        <w:lastRenderedPageBreak/>
         <w:drawing>
           <wp:inline distT="0" distB="0" distL="0" distR="0" wp14:anchorId="24D492DD" wp14:editId="0A12FAC9">
             <wp:extent cx="5410200" cy="1363345"/>
@@ -9300,7 +9298,7 @@
     <w:sectPr>
       <w:headerReference w:type="default" r:id="rId14"/>
       <w:footerReference w:type="default" r:id="rId15"/>
-      <w:pgSz w:w="11906" w:h="16838"/>
+      <w:pgSz w:w="11906" w:h="16838" w:orient="portrait"/>
       <w:pgMar w:top="1134" w:right="1134" w:bottom="1134" w:left="1134" w:header="709" w:footer="709" w:gutter="0"/>
       <w:cols w:space="708"/>
       <w:docGrid w:linePitch="360"/>
@@ -9340,7 +9338,7 @@
     </w:sdtPr>
     <w:sdtEndPr>
       <w:rPr>
-        <w:rFonts w:asciiTheme="minorHAnsi" w:hAnsiTheme="minorHAnsi" w:cstheme="minorHAnsi"/>
+        <w:rFonts w:ascii="Calibri" w:hAnsi="Calibri" w:cs="Calibri" w:asciiTheme="minorAscii" w:hAnsiTheme="minorAscii" w:cstheme="minorAscii"/>
       </w:rPr>
     </w:sdtEndPr>
     <w:sdtContent>
@@ -9423,7 +9421,7 @@
 </file>
 
 <file path=word/header1.xml><?xml version="1.0" encoding="utf-8"?>
-<w:hdr xmlns:wpc="http://schemas.microsoft.com/office/word/2010/wordprocessingCanvas" xmlns:cx="http://schemas.microsoft.com/office/drawing/2014/chartex" xmlns:cx1="http://schemas.microsoft.com/office/drawing/2015/9/8/chartex" xmlns:cx2="http://schemas.microsoft.com/office/drawing/2015/10/21/chartex" xmlns:cx3="http://schemas.microsoft.com/office/drawing/2016/5/9/chartex" xmlns:cx4="http://schemas.microsoft.com/office/drawing/2016/5/10/chartex" xmlns:cx5="http://schemas.microsoft.com/office/drawing/2016/5/11/chartex" xmlns:cx6="http://schemas.microsoft.com/office/drawing/2016/5/12/chartex" xmlns:cx7="http://schemas.microsoft.com/office/drawing/2016/5/13/chartex" xmlns:cx8="http://schemas.microsoft.com/office/drawing/2016/5/14/chartex" xmlns:mc="http://schemas.openxmlformats.org/markup-compatibility/2006" xmlns:aink="http://schemas.microsoft.com/office/drawing/2016/ink" xmlns:am3d="http://schemas.microsoft.com/office/drawing/2017/model3d" xmlns:o="urn:schemas-microsoft-com:office:office" xmlns:oel="http://schemas.microsoft.com/office/2019/extlst" xmlns:r="http://schemas.openxmlformats.org/officeDocument/2006/relationships" xmlns:m="http://schemas.openxmlformats.org/officeDocument/2006/math" xmlns:v="urn:schemas-microsoft-com:vml" xmlns:wp14="http://schemas.microsoft.com/office/word/2010/wordprocessingDrawing" xmlns:wp="http://schemas.openxmlformats.org/drawingml/2006/wordprocessingDrawing" xmlns:w10="urn:schemas-microsoft-com:office:word" xmlns:w="http://schemas.openxmlformats.org/wordprocessingml/2006/main" xmlns:w14="http://schemas.microsoft.com/office/word/2010/wordml" xmlns:w15="http://schemas.microsoft.com/office/word/2012/wordml" xmlns:w16cex="http://schemas.microsoft.com/office/word/2018/wordml/cex" xmlns:w16cid="http://schemas.microsoft.com/office/word/2016/wordml/cid" xmlns:w16="http://schemas.microsoft.com/office/word/2018/wordml" xmlns:w16du="http://schemas.microsoft.com/office/word/2023/wordml/word16du" xmlns:w16sdtdh="http://schemas.microsoft.com/office/word/2020/wordml/sdtdatahash" xmlns:w16sdtfl="http://schemas.microsoft.com/office/word/2024/wordml/sdtformatlock" xmlns:w16se="http://schemas.microsoft.com/office/word/2015/wordml/symex" xmlns:wpg="http://schemas.microsoft.com/office/word/2010/wordprocessingGroup" xmlns:wpi="http://schemas.microsoft.com/office/word/2010/wordprocessingInk" xmlns:wne="http://schemas.microsoft.com/office/word/2006/wordml" xmlns:wps="http://schemas.microsoft.com/office/word/2010/wordprocessingShape" mc:Ignorable="w14 w15 w16se w16cid w16 w16cex w16sdtdh w16sdtfl w16du wp14">
+<w:hdr xmlns:wpc="http://schemas.microsoft.com/office/word/2010/wordprocessingCanvas" xmlns:cx="http://schemas.microsoft.com/office/drawing/2014/chartex" xmlns:cx1="http://schemas.microsoft.com/office/drawing/2015/9/8/chartex" xmlns:cx2="http://schemas.microsoft.com/office/drawing/2015/10/21/chartex" xmlns:cx3="http://schemas.microsoft.com/office/drawing/2016/5/9/chartex" xmlns:cx4="http://schemas.microsoft.com/office/drawing/2016/5/10/chartex" xmlns:cx5="http://schemas.microsoft.com/office/drawing/2016/5/11/chartex" xmlns:cx6="http://schemas.microsoft.com/office/drawing/2016/5/12/chartex" xmlns:cx7="http://schemas.microsoft.com/office/drawing/2016/5/13/chartex" xmlns:cx8="http://schemas.microsoft.com/office/drawing/2016/5/14/chartex" xmlns:mc="http://schemas.openxmlformats.org/markup-compatibility/2006" xmlns:aink="http://schemas.microsoft.com/office/drawing/2016/ink" xmlns:am3d="http://schemas.microsoft.com/office/drawing/2017/model3d" xmlns:o="urn:schemas-microsoft-com:office:office" xmlns:oel="http://schemas.microsoft.com/office/2019/extlst" xmlns:r="http://schemas.openxmlformats.org/officeDocument/2006/relationships" xmlns:m="http://schemas.openxmlformats.org/officeDocument/2006/math" xmlns:v="urn:schemas-microsoft-com:vml" xmlns:wp14="http://schemas.microsoft.com/office/word/2010/wordprocessingDrawing" xmlns:wp="http://schemas.openxmlformats.org/drawingml/2006/wordprocessingDrawing" xmlns:w10="urn:schemas-microsoft-com:office:word" xmlns:w="http://schemas.openxmlformats.org/wordprocessingml/2006/main" xmlns:w14="http://schemas.microsoft.com/office/word/2010/wordml" xmlns:w15="http://schemas.microsoft.com/office/word/2012/wordml" xmlns:w16cex="http://schemas.microsoft.com/office/word/2018/wordml/cex" xmlns:w16cid="http://schemas.microsoft.com/office/word/2016/wordml/cid" xmlns:w16="http://schemas.microsoft.com/office/word/2018/wordml" xmlns:w16du="http://schemas.microsoft.com/office/word/2023/wordml/word16du" xmlns:w16sdtdh="http://schemas.microsoft.com/office/word/2020/wordml/sdtdatahash" xmlns:w16sdtfl="http://schemas.microsoft.com/office/word/2024/wordml/sdtformatlock" xmlns:w16se="http://schemas.microsoft.com/office/word/2015/wordml/symex" xmlns:wpg="http://schemas.microsoft.com/office/word/2010/wordprocessingGroup" xmlns:wpi="http://schemas.microsoft.com/office/word/2010/wordprocessingInk" xmlns:wne="http://schemas.microsoft.com/office/word/2006/wordml" xmlns:wps="http://schemas.microsoft.com/office/word/2010/wordprocessingShape" xmlns:a="http://schemas.openxmlformats.org/drawingml/2006/main" xmlns:pic="http://schemas.openxmlformats.org/drawingml/2006/picture" xmlns:a14="http://schemas.microsoft.com/office/drawing/2010/main" mc:Ignorable="w14 w15 w16se w16cid w16 w16cex w16sdtdh w16sdtfl w16du wp14">
   <w:p>
     <w:pPr>
       <w:rPr>
@@ -9605,7 +9603,7 @@
     <w:pPr>
       <w:pStyle w:val="Cabealho"/>
       <w:pBdr>
-        <w:bottom w:val="single" w:sz="12" w:space="1" w:color="auto"/>
+        <w:bottom w:val="single" w:color="auto" w:sz="12" w:space="1"/>
       </w:pBdr>
       <w:rPr>
         <w:rFonts w:ascii="Arial" w:hAnsi="Arial" w:cs="Arial"/>
@@ -9853,7 +9851,7 @@
         <w:ind w:left="720" w:hanging="360"/>
       </w:pPr>
       <w:rPr>
-        <w:rFonts w:ascii="Arial" w:hAnsi="Arial" w:cs="Arial" w:hint="default"/>
+        <w:rFonts w:hint="default" w:ascii="Arial" w:hAnsi="Arial" w:cs="Arial"/>
         <w:sz w:val="24"/>
         <w:szCs w:val="24"/>
       </w:rPr>
@@ -10743,7 +10741,7 @@
         <w:ind w:left="720" w:hanging="360"/>
       </w:pPr>
       <w:rPr>
-        <w:rFonts w:ascii="Symbol" w:hAnsi="Symbol" w:hint="default"/>
+        <w:rFonts w:hint="default" w:ascii="Symbol" w:hAnsi="Symbol"/>
       </w:rPr>
     </w:lvl>
     <w:lvl w:ilvl="1" w:tplc="04160003" w:tentative="1">
@@ -10755,7 +10753,7 @@
         <w:ind w:left="1440" w:hanging="360"/>
       </w:pPr>
       <w:rPr>
-        <w:rFonts w:ascii="Courier New" w:hAnsi="Courier New" w:cs="Courier New" w:hint="default"/>
+        <w:rFonts w:hint="default" w:ascii="Courier New" w:hAnsi="Courier New" w:cs="Courier New"/>
       </w:rPr>
     </w:lvl>
     <w:lvl w:ilvl="2" w:tplc="04160005" w:tentative="1">
@@ -10767,7 +10765,7 @@
         <w:ind w:left="2160" w:hanging="360"/>
       </w:pPr>
       <w:rPr>
-        <w:rFonts w:ascii="Wingdings" w:hAnsi="Wingdings" w:hint="default"/>
+        <w:rFonts w:hint="default" w:ascii="Wingdings" w:hAnsi="Wingdings"/>
       </w:rPr>
     </w:lvl>
     <w:lvl w:ilvl="3" w:tplc="04160001" w:tentative="1">
@@ -10779,7 +10777,7 @@
         <w:ind w:left="2880" w:hanging="360"/>
       </w:pPr>
       <w:rPr>
-        <w:rFonts w:ascii="Symbol" w:hAnsi="Symbol" w:hint="default"/>
+        <w:rFonts w:hint="default" w:ascii="Symbol" w:hAnsi="Symbol"/>
       </w:rPr>
     </w:lvl>
     <w:lvl w:ilvl="4" w:tplc="04160003" w:tentative="1">
@@ -10791,7 +10789,7 @@
         <w:ind w:left="3600" w:hanging="360"/>
       </w:pPr>
       <w:rPr>
-        <w:rFonts w:ascii="Courier New" w:hAnsi="Courier New" w:cs="Courier New" w:hint="default"/>
+        <w:rFonts w:hint="default" w:ascii="Courier New" w:hAnsi="Courier New" w:cs="Courier New"/>
       </w:rPr>
     </w:lvl>
     <w:lvl w:ilvl="5" w:tplc="04160005" w:tentative="1">
@@ -10803,7 +10801,7 @@
         <w:ind w:left="4320" w:hanging="360"/>
       </w:pPr>
       <w:rPr>
-        <w:rFonts w:ascii="Wingdings" w:hAnsi="Wingdings" w:hint="default"/>
+        <w:rFonts w:hint="default" w:ascii="Wingdings" w:hAnsi="Wingdings"/>
       </w:rPr>
     </w:lvl>
     <w:lvl w:ilvl="6" w:tplc="04160001" w:tentative="1">
@@ -10815,7 +10813,7 @@
         <w:ind w:left="5040" w:hanging="360"/>
       </w:pPr>
       <w:rPr>
-        <w:rFonts w:ascii="Symbol" w:hAnsi="Symbol" w:hint="default"/>
+        <w:rFonts w:hint="default" w:ascii="Symbol" w:hAnsi="Symbol"/>
       </w:rPr>
     </w:lvl>
     <w:lvl w:ilvl="7" w:tplc="04160003" w:tentative="1">
@@ -10827,7 +10825,7 @@
         <w:ind w:left="5760" w:hanging="360"/>
       </w:pPr>
       <w:rPr>
-        <w:rFonts w:ascii="Courier New" w:hAnsi="Courier New" w:cs="Courier New" w:hint="default"/>
+        <w:rFonts w:hint="default" w:ascii="Courier New" w:hAnsi="Courier New" w:cs="Courier New"/>
       </w:rPr>
     </w:lvl>
     <w:lvl w:ilvl="8" w:tplc="04160005" w:tentative="1">
@@ -10839,7 +10837,7 @@
         <w:ind w:left="6480" w:hanging="360"/>
       </w:pPr>
       <w:rPr>
-        <w:rFonts w:ascii="Wingdings" w:hAnsi="Wingdings" w:hint="default"/>
+        <w:rFonts w:hint="default" w:ascii="Wingdings" w:hAnsi="Wingdings"/>
       </w:rPr>
     </w:lvl>
   </w:abstractNum>
@@ -10975,7 +10973,7 @@
         <w:ind w:left="720" w:hanging="360"/>
       </w:pPr>
       <w:rPr>
-        <w:rFonts w:ascii="Times New Roman" w:eastAsia="Times New Roman" w:hAnsi="Times New Roman" w:cs="Times New Roman"/>
+        <w:rFonts w:ascii="Times New Roman" w:hAnsi="Times New Roman" w:eastAsia="Times New Roman" w:cs="Times New Roman"/>
       </w:rPr>
     </w:lvl>
     <w:lvl w:ilvl="1" w:tplc="04160019" w:tentative="1">
@@ -11823,11 +11821,11 @@
 </file>
 
 <file path=word/styles.xml><?xml version="1.0" encoding="utf-8"?>
-<w:styles xmlns:mc="http://schemas.openxmlformats.org/markup-compatibility/2006" xmlns:r="http://schemas.openxmlformats.org/officeDocument/2006/relationships" xmlns:w="http://schemas.openxmlformats.org/wordprocessingml/2006/main" xmlns:w14="http://schemas.microsoft.com/office/word/2010/wordml" xmlns:w15="http://schemas.microsoft.com/office/word/2012/wordml" xmlns:w16cex="http://schemas.microsoft.com/office/word/2018/wordml/cex" xmlns:w16cid="http://schemas.microsoft.com/office/word/2016/wordml/cid" xmlns:w16="http://schemas.microsoft.com/office/word/2018/wordml" xmlns:w16du="http://schemas.microsoft.com/office/word/2023/wordml/word16du" xmlns:w16sdtdh="http://schemas.microsoft.com/office/word/2020/wordml/sdtdatahash" xmlns:w16sdtfl="http://schemas.microsoft.com/office/word/2024/wordml/sdtformatlock" xmlns:w16se="http://schemas.microsoft.com/office/word/2015/wordml/symex" mc:Ignorable="w14 w15 w16se w16cid w16 w16cex w16sdtdh w16sdtfl w16du">
+<w:styles xmlns:wp14="http://schemas.microsoft.com/office/word/2010/wordprocessingDrawing" xmlns:mc="http://schemas.openxmlformats.org/markup-compatibility/2006" xmlns:r="http://schemas.openxmlformats.org/officeDocument/2006/relationships" xmlns:w="http://schemas.openxmlformats.org/wordprocessingml/2006/main" xmlns:w14="http://schemas.microsoft.com/office/word/2010/wordml" xmlns:w15="http://schemas.microsoft.com/office/word/2012/wordml" xmlns:w16cex="http://schemas.microsoft.com/office/word/2018/wordml/cex" xmlns:w16cid="http://schemas.microsoft.com/office/word/2016/wordml/cid" xmlns:w16="http://schemas.microsoft.com/office/word/2018/wordml" xmlns:w16du="http://schemas.microsoft.com/office/word/2023/wordml/word16du" xmlns:w16sdtdh="http://schemas.microsoft.com/office/word/2020/wordml/sdtdatahash" xmlns:w16sdtfl="http://schemas.microsoft.com/office/word/2024/wordml/sdtformatlock" xmlns:w16se="http://schemas.microsoft.com/office/word/2015/wordml/symex" mc:Ignorable="w14 w15 w16se w16cid w16 w16cex w16sdtdh w16sdtfl w16du wp14">
   <w:docDefaults>
     <w:rPrDefault>
       <w:rPr>
-        <w:rFonts w:ascii="Times New Roman" w:eastAsia="Times New Roman" w:hAnsi="Times New Roman" w:cs="Times New Roman"/>
+        <w:rFonts w:ascii="Times New Roman" w:hAnsi="Times New Roman" w:eastAsia="Times New Roman" w:cs="Times New Roman"/>
         <w:lang w:val="pt-BR" w:eastAsia="pt-BR" w:bidi="ar-SA"/>
       </w:rPr>
     </w:rPrDefault>
@@ -11901,7 +11899,7 @@
     <w:lsdException w:name="Table Web 3" w:semiHidden="1" w:unhideWhenUsed="1"/>
     <w:lsdException w:name="Balloon Text" w:semiHidden="1" w:unhideWhenUsed="1"/>
     <w:lsdException w:name="Table Theme" w:semiHidden="1" w:unhideWhenUsed="1"/>
-    <w:lsdException w:name="Placeholder Text" w:semiHidden="1" w:uiPriority="99"/>
+    <w:lsdException w:name="Placeholder Text" w:uiPriority="99" w:semiHidden="1"/>
     <w:lsdException w:name="No Spacing" w:uiPriority="1" w:qFormat="1"/>
     <w:lsdException w:name="Light Shading" w:uiPriority="60"/>
     <w:lsdException w:name="Light List" w:uiPriority="61"/>
@@ -11923,7 +11921,7 @@
     <w:lsdException w:name="Medium Shading 1 Accent 1" w:uiPriority="63"/>
     <w:lsdException w:name="Medium Shading 2 Accent 1" w:uiPriority="64"/>
     <w:lsdException w:name="Medium List 1 Accent 1" w:uiPriority="65"/>
-    <w:lsdException w:name="Revision" w:semiHidden="1" w:uiPriority="99"/>
+    <w:lsdException w:name="Revision" w:uiPriority="99" w:semiHidden="1"/>
     <w:lsdException w:name="List Paragraph" w:uiPriority="34" w:qFormat="1"/>
     <w:lsdException w:name="Quote" w:uiPriority="29" w:qFormat="1"/>
     <w:lsdException w:name="Intense Quote" w:uiPriority="30" w:qFormat="1"/>
@@ -12010,8 +12008,8 @@
     <w:lsdException w:name="Subtle Reference" w:uiPriority="31" w:qFormat="1"/>
     <w:lsdException w:name="Intense Reference" w:uiPriority="32" w:qFormat="1"/>
     <w:lsdException w:name="Book Title" w:uiPriority="33" w:qFormat="1"/>
-    <w:lsdException w:name="Bibliography" w:semiHidden="1" w:uiPriority="37" w:unhideWhenUsed="1"/>
-    <w:lsdException w:name="TOC Heading" w:semiHidden="1" w:uiPriority="39" w:unhideWhenUsed="1" w:qFormat="1"/>
+    <w:lsdException w:name="Bibliography" w:uiPriority="37" w:semiHidden="1" w:unhideWhenUsed="1"/>
+    <w:lsdException w:name="TOC Heading" w:uiPriority="39" w:semiHidden="1" w:unhideWhenUsed="1" w:qFormat="1"/>
     <w:lsdException w:name="Plain Table 1" w:uiPriority="41"/>
     <w:lsdException w:name="Plain Table 2" w:uiPriority="42"/>
     <w:lsdException w:name="Plain Table 3" w:uiPriority="43"/>
@@ -12116,24 +12114,24 @@
     <w:lsdException w:name="List Table 5 Dark Accent 6" w:uiPriority="50"/>
     <w:lsdException w:name="List Table 6 Colorful Accent 6" w:uiPriority="51"/>
     <w:lsdException w:name="List Table 7 Colorful Accent 6" w:uiPriority="52"/>
-    <w:lsdException w:name="Mention" w:semiHidden="1" w:uiPriority="99" w:unhideWhenUsed="1"/>
-    <w:lsdException w:name="Smart Hyperlink" w:semiHidden="1" w:uiPriority="99" w:unhideWhenUsed="1"/>
-    <w:lsdException w:name="Hashtag" w:semiHidden="1" w:uiPriority="99" w:unhideWhenUsed="1"/>
-    <w:lsdException w:name="Unresolved Mention" w:semiHidden="1" w:uiPriority="99" w:unhideWhenUsed="1"/>
-    <w:lsdException w:name="Smart Link" w:semiHidden="1" w:uiPriority="99" w:unhideWhenUsed="1"/>
+    <w:lsdException w:name="Mention" w:uiPriority="99" w:semiHidden="1" w:unhideWhenUsed="1"/>
+    <w:lsdException w:name="Smart Hyperlink" w:uiPriority="99" w:semiHidden="1" w:unhideWhenUsed="1"/>
+    <w:lsdException w:name="Hashtag" w:uiPriority="99" w:semiHidden="1" w:unhideWhenUsed="1"/>
+    <w:lsdException w:name="Unresolved Mention" w:uiPriority="99" w:semiHidden="1" w:unhideWhenUsed="1"/>
+    <w:lsdException w:name="Smart Link" w:uiPriority="99" w:semiHidden="1" w:unhideWhenUsed="1"/>
   </w:latentStyles>
-  <w:style w:type="paragraph" w:default="1" w:styleId="Normal">
+  <w:style w:type="paragraph" w:styleId="Normal" w:default="1">
     <w:name w:val="Normal"/>
     <w:qFormat/>
     <w:rsid w:val="009A2757"/>
   </w:style>
-  <w:style w:type="character" w:default="1" w:styleId="Fontepargpadro">
+  <w:style w:type="character" w:styleId="Fontepargpadro" w:default="1">
     <w:name w:val="Default Paragraph Font"/>
     <w:uiPriority w:val="1"/>
     <w:semiHidden/>
     <w:unhideWhenUsed/>
   </w:style>
-  <w:style w:type="table" w:default="1" w:styleId="Tabelanormal">
+  <w:style w:type="table" w:styleId="Tabelanormal" w:default="1">
     <w:name w:val="Normal Table"/>
     <w:uiPriority w:val="99"/>
     <w:semiHidden/>
@@ -12148,7 +12146,7 @@
       </w:tblCellMar>
     </w:tblPr>
   </w:style>
-  <w:style w:type="numbering" w:default="1" w:styleId="Semlista">
+  <w:style w:type="numbering" w:styleId="Semlista" w:default="1">
     <w:name w:val="No List"/>
     <w:uiPriority w:val="99"/>
     <w:semiHidden/>
@@ -12174,16 +12172,16 @@
     <w:rsid w:val="00FF78A0"/>
     <w:tblPr>
       <w:tblBorders>
-        <w:top w:val="single" w:sz="4" w:space="0" w:color="auto"/>
-        <w:left w:val="single" w:sz="4" w:space="0" w:color="auto"/>
-        <w:bottom w:val="single" w:sz="4" w:space="0" w:color="auto"/>
-        <w:right w:val="single" w:sz="4" w:space="0" w:color="auto"/>
-        <w:insideH w:val="single" w:sz="4" w:space="0" w:color="auto"/>
-        <w:insideV w:val="single" w:sz="4" w:space="0" w:color="auto"/>
+        <w:top w:val="single" w:color="auto" w:sz="4" w:space="0"/>
+        <w:left w:val="single" w:color="auto" w:sz="4" w:space="0"/>
+        <w:bottom w:val="single" w:color="auto" w:sz="4" w:space="0"/>
+        <w:right w:val="single" w:color="auto" w:sz="4" w:space="0"/>
+        <w:insideH w:val="single" w:color="auto" w:sz="4" w:space="0"/>
+        <w:insideV w:val="single" w:color="auto" w:sz="4" w:space="0"/>
       </w:tblBorders>
     </w:tblPr>
   </w:style>
-  <w:style w:type="character" w:customStyle="1" w:styleId="TtuloChar">
+  <w:style w:type="character" w:styleId="TtuloChar" w:customStyle="1">
     <w:name w:val="Título Char"/>
     <w:link w:val="Ttulo"/>
     <w:rsid w:val="007554E6"/>
@@ -12192,11 +12190,11 @@
       <w:sz w:val="24"/>
     </w:rPr>
   </w:style>
-  <w:style w:type="character" w:customStyle="1" w:styleId="fontstyle01">
+  <w:style w:type="character" w:styleId="fontstyle01" w:customStyle="1">
     <w:name w:val="fontstyle01"/>
     <w:rsid w:val="007078FF"/>
     <w:rPr>
-      <w:rFonts w:ascii="Helvetica" w:hAnsi="Helvetica" w:hint="default"/>
+      <w:rFonts w:hint="default" w:ascii="Helvetica" w:hAnsi="Helvetica"/>
       <w:b w:val="0"/>
       <w:bCs w:val="0"/>
       <w:i w:val="0"/>
@@ -12206,11 +12204,11 @@
       <w:szCs w:val="26"/>
     </w:rPr>
   </w:style>
-  <w:style w:type="character" w:customStyle="1" w:styleId="fontstyle21">
+  <w:style w:type="character" w:styleId="fontstyle21" w:customStyle="1">
     <w:name w:val="fontstyle21"/>
     <w:rsid w:val="007078FF"/>
     <w:rPr>
-      <w:rFonts w:ascii="Helvetica-Oblique" w:hAnsi="Helvetica-Oblique" w:hint="default"/>
+      <w:rFonts w:hint="default" w:ascii="Helvetica-Oblique" w:hAnsi="Helvetica-Oblique"/>
       <w:b w:val="0"/>
       <w:bCs w:val="0"/>
       <w:i/>
@@ -12220,11 +12218,11 @@
       <w:szCs w:val="26"/>
     </w:rPr>
   </w:style>
-  <w:style w:type="character" w:customStyle="1" w:styleId="fontstyle31">
+  <w:style w:type="character" w:styleId="fontstyle31" w:customStyle="1">
     <w:name w:val="fontstyle31"/>
     <w:rsid w:val="007078FF"/>
     <w:rPr>
-      <w:rFonts w:ascii="Symbol" w:hAnsi="Symbol" w:hint="default"/>
+      <w:rFonts w:hint="default" w:ascii="Symbol" w:hAnsi="Symbol"/>
       <w:b w:val="0"/>
       <w:bCs w:val="0"/>
       <w:i w:val="0"/>
@@ -12267,7 +12265,7 @@
       </w:tabs>
     </w:pPr>
   </w:style>
-  <w:style w:type="character" w:customStyle="1" w:styleId="CabealhoChar">
+  <w:style w:type="character" w:styleId="CabealhoChar" w:customStyle="1">
     <w:name w:val="Cabeçalho Char"/>
     <w:basedOn w:val="Fontepargpadro"/>
     <w:link w:val="Cabealho"/>
@@ -12286,7 +12284,7 @@
       </w:tabs>
     </w:pPr>
   </w:style>
-  <w:style w:type="character" w:customStyle="1" w:styleId="RodapChar">
+  <w:style w:type="character" w:styleId="RodapChar" w:customStyle="1">
     <w:name w:val="Rodapé Char"/>
     <w:basedOn w:val="Fontepargpadro"/>
     <w:link w:val="Rodap"/>
@@ -12299,7 +12297,7 @@
     <w:link w:val="TextodecomentrioChar"/>
     <w:rsid w:val="003D4564"/>
   </w:style>
-  <w:style w:type="character" w:customStyle="1" w:styleId="TextodecomentrioChar">
+  <w:style w:type="character" w:styleId="TextodecomentrioChar" w:customStyle="1">
     <w:name w:val="Texto de comentário Char"/>
     <w:basedOn w:val="Fontepargpadro"/>
     <w:link w:val="Textodecomentrio"/>
@@ -12309,7 +12307,7 @@
 </file>
 
 <file path=word/theme/theme1.xml><?xml version="1.0" encoding="utf-8"?>
-<a:theme xmlns:a="http://schemas.openxmlformats.org/drawingml/2006/main" name="Tema do Office">
+<a:theme xmlns:a="http://schemas.openxmlformats.org/drawingml/2006/main" xmlns:thm15="http://schemas.microsoft.com/office/thememl/2012/main" name="Tema do Office">
   <a:themeElements>
     <a:clrScheme name="Escritório">
       <a:dk1>
